--- a/원고/1부/러시아어_컨설턴트_9아크.docx
+++ b/원고/1부/러시아어_컨설턴트_9아크.docx
@@ -1615,6 +1615,24 @@
           <w:bCs/>
           <w:b/>
         </w:rPr>
+        <w:t xml:space="preserve">Ярослав:</w:t>
+      </w:r>
+      <w:r>
+        <w:t xml:space="preserve"> </w:t>
+      </w:r>
+      <w:r>
+        <w:t xml:space="preserve">(Кивая) Правильно. Семь раз отмерь, один раз отрежь — тем более в доме моды.</w:t>
+      </w:r>
+    </w:p>
+    <w:p>
+      <w:pPr>
+        <w:pStyle w:val="BodyText"/>
+      </w:pPr>
+      <w:r>
+        <w:rPr>
+          <w:bCs/>
+          <w:b/>
+        </w:rPr>
         <w:t xml:space="preserve">Настя:</w:t>
       </w:r>
       <w:r>
@@ -3766,6 +3784,42 @@
       </w:r>
       <w:r>
         <w:t xml:space="preserve">предательство, а расширение палитры.</w:t>
+      </w:r>
+    </w:p>
+    <w:p>
+      <w:pPr>
+        <w:pStyle w:val="BodyText"/>
+      </w:pPr>
+      <w:r>
+        <w:rPr>
+          <w:bCs/>
+          <w:b/>
+        </w:rPr>
+        <w:t xml:space="preserve">Настя:</w:t>
+      </w:r>
+      <w:r>
+        <w:t xml:space="preserve"> </w:t>
+      </w:r>
+      <w:r>
+        <w:t xml:space="preserve">А ведь ещё недавно вы и слышать не хотели о другом шёлке.</w:t>
+      </w:r>
+    </w:p>
+    <w:p>
+      <w:pPr>
+        <w:pStyle w:val="BodyText"/>
+      </w:pPr>
+      <w:r>
+        <w:rPr>
+          <w:bCs/>
+          <w:b/>
+        </w:rPr>
+        <w:t xml:space="preserve">Людмила:</w:t>
+      </w:r>
+      <w:r>
+        <w:t xml:space="preserve"> </w:t>
+      </w:r>
+      <w:r>
+        <w:t xml:space="preserve">(Усмехнувшись) Двенадцать лет на одной ткани, Анастасия Дмитриевна. Как у Пушкина: «Привычка свыше нам дана: / Замена счастию она». Я привычку принимала за верность.</w:t>
       </w:r>
     </w:p>
     <w:p>

--- a/원고/1부/러시아어_컨설턴트_9아크.docx
+++ b/원고/1부/러시아어_컨설턴트_9아크.docx
@@ -5698,6 +5698,222 @@
       </w:r>
       <w:r>
         <w:t xml:space="preserve">Обязательно. Удачи вам, в мире косметики.</w:t>
+      </w:r>
+    </w:p>
+    <w:p>
+      <w:r>
+        <w:br w:type="page"/>
+      </w:r>
+    </w:p>
+    <w:p>
+      <w:pPr>
+        <w:pStyle w:val="BodyText"/>
+      </w:pPr>
+      <w:r>
+        <w:rPr>
+          <w:b/>
+          <w:bCs/>
+          <w:sz w:val="32"/>
+          <w:szCs w:val="32"/>
+        </w:rPr>
+        <w:t xml:space="preserve">📚 인용 해설 노트 — 9아크</w:t>
+      </w:r>
+    </w:p>
+    <w:p>
+      <w:pPr>
+        <w:pStyle w:val="BodyText"/>
+      </w:pPr>
+      <w:r>
+        <w:rPr/>
+        <w:t xml:space="preserve">이 화에 나온 러시아 고전 인용과 속담의 뜻, 원작 맥락, 쓰인 장면, 실제 대화에서 쓰는 요령을 정리했습니다.</w:t>
+      </w:r>
+    </w:p>
+    <w:p>
+      <w:pPr>
+        <w:pStyle w:val="BodyText"/>
+      </w:pPr>
+      <w:r>
+        <w:rPr>
+          <w:b/>
+          <w:bCs/>
+          <w:sz w:val="24"/>
+          <w:szCs w:val="24"/>
+        </w:rPr>
+        <w:t xml:space="preserve">인용 1 · «Семь раз отмерь, один раз отрежь»</w:t>
+      </w:r>
+    </w:p>
+    <w:p>
+      <w:pPr>
+        <w:pStyle w:val="BodyText"/>
+      </w:pPr>
+      <w:r>
+        <w:rPr>
+          <w:b/>
+          <w:bCs/>
+        </w:rPr>
+        <w:t xml:space="preserve">출전: </w:t>
+      </w:r>
+      <w:r>
+        <w:rPr/>
+        <w:t xml:space="preserve">러시아 속담</w:t>
+      </w:r>
+    </w:p>
+    <w:p>
+      <w:pPr>
+        <w:pStyle w:val="BodyText"/>
+      </w:pPr>
+      <w:r>
+        <w:rPr>
+          <w:b/>
+          <w:bCs/>
+        </w:rPr>
+        <w:t xml:space="preserve">뜻: </w:t>
+      </w:r>
+      <w:r>
+        <w:rPr/>
+        <w:t xml:space="preserve">일곱 번 재고 한 번 잘라라.</w:t>
+      </w:r>
+    </w:p>
+    <w:p>
+      <w:pPr>
+        <w:pStyle w:val="BodyText"/>
+      </w:pPr>
+      <w:r>
+        <w:rPr>
+          <w:b/>
+          <w:bCs/>
+        </w:rPr>
+        <w:t xml:space="preserve">원작·유래: </w:t>
+      </w:r>
+      <w:r>
+        <w:rPr/>
+        <w:t xml:space="preserve">재단사나 목수의 지혜에서 나온 말입니다. 되돌릴 수 없는 결정일수록 충분히 검토하라는 뜻입니다.</w:t>
+      </w:r>
+    </w:p>
+    <w:p>
+      <w:pPr>
+        <w:pStyle w:val="BodyText"/>
+      </w:pPr>
+      <w:r>
+        <w:rPr>
+          <w:b/>
+          <w:bCs/>
+        </w:rPr>
+        <w:t xml:space="preserve">이 화에서: </w:t>
+      </w:r>
+      <w:r>
+        <w:rPr/>
+        <w:t xml:space="preserve">패션 브랜드에서 12개 모델을 정리하는 문제를 두고 키릴이 단계적 정리를 제안하자 CEO 야로슬라프가 동의하며 말합니다.</w:t>
+      </w:r>
+    </w:p>
+    <w:p>
+      <w:pPr>
+        <w:pStyle w:val="BodyText"/>
+      </w:pPr>
+      <w:r>
+        <w:rPr>
+          <w:b/>
+          <w:bCs/>
+        </w:rPr>
+        <w:t xml:space="preserve">대화 활용 팁: </w:t>
+      </w:r>
+      <w:r>
+        <w:rPr/>
+        <w:t xml:space="preserve">구조조정, 투자, 계약처럼 되돌리기 어려운 결정 앞에서 씁니다. 재단실이라는 배경과 딱 맞듯, 패션이나 제조 업계에서는 더 생생하게 들립니다.</w:t>
+      </w:r>
+    </w:p>
+    <w:p>
+      <w:pPr>
+        <w:pStyle w:val="BodyText"/>
+      </w:pPr>
+      <w:r>
+        <w:rPr>
+          <w:b/>
+          <w:bCs/>
+          <w:sz w:val="24"/>
+          <w:szCs w:val="24"/>
+        </w:rPr>
+        <w:t xml:space="preserve">인용 2 · «Привычка свыше нам дана: / Замена счастию она»</w:t>
+      </w:r>
+    </w:p>
+    <w:p>
+      <w:pPr>
+        <w:pStyle w:val="BodyText"/>
+      </w:pPr>
+      <w:r>
+        <w:rPr>
+          <w:b/>
+          <w:bCs/>
+        </w:rPr>
+        <w:t xml:space="preserve">출전: </w:t>
+      </w:r>
+      <w:r>
+        <w:rPr/>
+        <w:t xml:space="preserve">알렉산드르 푸시킨, 『예브게니 오네긴』 2장 31연</w:t>
+      </w:r>
+    </w:p>
+    <w:p>
+      <w:pPr>
+        <w:pStyle w:val="BodyText"/>
+      </w:pPr>
+      <w:r>
+        <w:rPr>
+          <w:b/>
+          <w:bCs/>
+        </w:rPr>
+        <w:t xml:space="preserve">뜻: </w:t>
+      </w:r>
+      <w:r>
+        <w:rPr/>
+        <w:t xml:space="preserve">습관은 하늘이 내려 준 것, 행복을 대신하는 것.</w:t>
+      </w:r>
+    </w:p>
+    <w:p>
+      <w:pPr>
+        <w:pStyle w:val="BodyText"/>
+      </w:pPr>
+      <w:r>
+        <w:rPr>
+          <w:b/>
+          <w:bCs/>
+        </w:rPr>
+        <w:t xml:space="preserve">원작·유래: </w:t>
+      </w:r>
+      <w:r>
+        <w:rPr/>
+        <w:t xml:space="preserve">사랑 없이 결혼했지만 살림과 습관에 익숙해져 만족하게 된 라린 부인을 두고 하는 말입니다. 원래 샤토브리앙의 문장을 푸시킨이 옮긴 것입니다.</w:t>
+      </w:r>
+    </w:p>
+    <w:p>
+      <w:pPr>
+        <w:pStyle w:val="BodyText"/>
+      </w:pPr>
+      <w:r>
+        <w:rPr>
+          <w:b/>
+          <w:bCs/>
+        </w:rPr>
+        <w:t xml:space="preserve">이 화에서: </w:t>
+      </w:r>
+      <w:r>
+        <w:rPr/>
+        <w:t xml:space="preserve">12년간 이탈리아 실크만 고집하던 창립자 류드밀라가 우즈베크 실크를 받아들이며 '습관을 충성심으로 착각했다'고 고백합니다.</w:t>
+      </w:r>
+    </w:p>
+    <w:p>
+      <w:pPr>
+        <w:pStyle w:val="BodyText"/>
+      </w:pPr>
+      <w:r>
+        <w:rPr>
+          <w:b/>
+          <w:bCs/>
+        </w:rPr>
+        <w:t xml:space="preserve">대화 활용 팁: </w:t>
+      </w:r>
+      <w:r>
+        <w:rPr/>
+        <w:t xml:space="preserve">익숙함 때문에 변화를 거부하는 상황을 부드럽게 짚을 때 좋습니다. 자기 고백 형태로 쓰면 상대의 방어심을 누그러뜨립니다.</w:t>
       </w:r>
     </w:p>
     <w:sectPr/>
